--- a/0-all/1-2025-2026/2-second-semester/7-G-7/0-semestar-plan/G7 - 2ST SEMESTER PLAN.docx
+++ b/0-all/1-2025-2026/2-second-semester/7-G-7/0-semestar-plan/G7 - 2ST SEMESTER PLAN.docx
@@ -779,14 +779,13 @@
             </w:pPr>
             <w:r>
               <w:rPr>
-                <w:rFonts w:ascii="29LT Bukra Bold Italic" w:hAnsi="29LT Bukra Bold Italic" w:cs="29LT Bukra Bold Italic" w:hint="cs"/>
-                <w:b/>
-                <w:bCs/>
-                <w:sz w:val="20"/>
-                <w:szCs w:val="20"/>
-                <w:rtl/>
-              </w:rPr>
-              <w:t>29/7 : 3/8</w:t>
+                <w:rFonts w:ascii="29LT Bukra Bold Italic" w:hAnsi="29LT Bukra Bold Italic" w:cs="29LT Bukra Bold Italic"/>
+                <w:b/>
+                <w:bCs/>
+                <w:sz w:val="20"/>
+                <w:szCs w:val="20"/>
+              </w:rPr>
+              <w:t xml:space="preserve">18/1 : 22/1  </w:t>
             </w:r>
           </w:p>
         </w:tc>
@@ -887,14 +886,13 @@
             </w:pPr>
             <w:r>
               <w:rPr>
-                <w:rFonts w:ascii="29LT Bukra Bold Italic" w:hAnsi="29LT Bukra Bold Italic" w:cs="29LT Bukra Bold Italic" w:hint="cs"/>
-                <w:b/>
-                <w:bCs/>
-                <w:sz w:val="20"/>
-                <w:szCs w:val="20"/>
-                <w:rtl/>
-              </w:rPr>
-              <w:t>6/8 : 10/8</w:t>
+                <w:rFonts w:ascii="29LT Bukra Bold Italic" w:hAnsi="29LT Bukra Bold Italic" w:cs="29LT Bukra Bold Italic"/>
+                <w:b/>
+                <w:bCs/>
+                <w:sz w:val="20"/>
+                <w:szCs w:val="20"/>
+              </w:rPr>
+              <w:t>25/1 : 29/1</w:t>
             </w:r>
           </w:p>
         </w:tc>
@@ -995,14 +993,13 @@
             </w:pPr>
             <w:r>
               <w:rPr>
-                <w:rFonts w:ascii="29LT Bukra Bold Italic" w:hAnsi="29LT Bukra Bold Italic" w:cs="29LT Bukra Bold Italic" w:hint="cs"/>
-                <w:b/>
-                <w:bCs/>
-                <w:sz w:val="20"/>
-                <w:szCs w:val="20"/>
-                <w:rtl/>
-              </w:rPr>
-              <w:t>13/8 : 17/8</w:t>
+                <w:rFonts w:ascii="29LT Bukra Bold Italic" w:hAnsi="29LT Bukra Bold Italic" w:cs="29LT Bukra Bold Italic"/>
+                <w:b/>
+                <w:bCs/>
+                <w:sz w:val="20"/>
+                <w:szCs w:val="20"/>
+              </w:rPr>
+              <w:t>1/2  :  5/2</w:t>
             </w:r>
           </w:p>
         </w:tc>
@@ -1110,7 +1107,51 @@
                 <w:szCs w:val="20"/>
                 <w:rtl/>
               </w:rPr>
-              <w:t>20/8 :24/8</w:t>
+              <w:t>2/</w:t>
+            </w:r>
+            <w:r>
+              <w:rPr>
+                <w:rFonts w:ascii="29LT Bukra Bold Italic" w:hAnsi="29LT Bukra Bold Italic" w:cs="29LT Bukra Bold Italic" w:hint="cs"/>
+                <w:b/>
+                <w:bCs/>
+                <w:sz w:val="20"/>
+                <w:szCs w:val="20"/>
+                <w:rtl/>
+              </w:rPr>
+              <w:t>12</w:t>
+            </w:r>
+            <w:r>
+              <w:rPr>
+                <w:rFonts w:ascii="29LT Bukra Bold Italic" w:hAnsi="29LT Bukra Bold Italic" w:cs="29LT Bukra Bold Italic" w:hint="cs"/>
+                <w:b/>
+                <w:bCs/>
+                <w:sz w:val="20"/>
+                <w:szCs w:val="20"/>
+                <w:rtl/>
+              </w:rPr>
+              <w:t xml:space="preserve"> :</w:t>
+            </w:r>
+            <w:r>
+              <w:rPr>
+                <w:rFonts w:ascii="29LT Bukra Bold Italic" w:hAnsi="29LT Bukra Bold Italic" w:cs="29LT Bukra Bold Italic" w:hint="cs"/>
+                <w:b/>
+                <w:bCs/>
+                <w:sz w:val="20"/>
+                <w:szCs w:val="20"/>
+                <w:rtl/>
+              </w:rPr>
+              <w:t>2</w:t>
+            </w:r>
+            <w:r>
+              <w:rPr>
+                <w:rFonts w:ascii="29LT Bukra Bold Italic" w:hAnsi="29LT Bukra Bold Italic" w:cs="29LT Bukra Bold Italic" w:hint="cs"/>
+                <w:b/>
+                <w:bCs/>
+                <w:sz w:val="20"/>
+                <w:szCs w:val="20"/>
+                <w:rtl/>
+              </w:rPr>
+              <w:t>/8</w:t>
             </w:r>
           </w:p>
         </w:tc>
@@ -2255,14 +2296,13 @@
             </w:pPr>
             <w:r>
               <w:rPr>
-                <w:rFonts w:ascii="29LT Bukra Bold Italic" w:hAnsi="29LT Bukra Bold Italic" w:cs="29LT Bukra Bold Italic" w:hint="cs"/>
-                <w:b/>
-                <w:bCs/>
-                <w:sz w:val="20"/>
-                <w:szCs w:val="20"/>
-                <w:rtl/>
-              </w:rPr>
-              <w:t>27/8 : 2/9</w:t>
+                <w:rFonts w:ascii="29LT Bukra Bold Italic" w:hAnsi="29LT Bukra Bold Italic" w:cs="29LT Bukra Bold Italic"/>
+                <w:b/>
+                <w:bCs/>
+                <w:sz w:val="20"/>
+                <w:szCs w:val="20"/>
+              </w:rPr>
+              <w:t>15/2  :  19/2</w:t>
             </w:r>
           </w:p>
         </w:tc>
@@ -2363,14 +2403,13 @@
             </w:pPr>
             <w:r>
               <w:rPr>
-                <w:rFonts w:ascii="29LT Bukra Bold Italic" w:hAnsi="29LT Bukra Bold Italic" w:cs="29LT Bukra Bold Italic" w:hint="cs"/>
-                <w:b/>
-                <w:bCs/>
-                <w:sz w:val="20"/>
-                <w:szCs w:val="20"/>
-                <w:rtl/>
-              </w:rPr>
-              <w:t>5/9: 9/9</w:t>
+                <w:rFonts w:ascii="29LT Bukra Bold Italic" w:hAnsi="29LT Bukra Bold Italic" w:cs="29LT Bukra Bold Italic"/>
+                <w:b/>
+                <w:bCs/>
+                <w:sz w:val="20"/>
+                <w:szCs w:val="20"/>
+              </w:rPr>
+              <w:t>22/2 : 26:2</w:t>
             </w:r>
           </w:p>
         </w:tc>
@@ -2471,6 +2510,16 @@
             </w:pPr>
             <w:r>
               <w:rPr>
+                <w:rFonts w:ascii="29LT Bukra Bold Italic" w:hAnsi="29LT Bukra Bold Italic" w:cs="29LT Bukra Bold Italic"/>
+                <w:b/>
+                <w:bCs/>
+                <w:sz w:val="20"/>
+                <w:szCs w:val="20"/>
+              </w:rPr>
+              <w:t>3</w:t>
+            </w:r>
+            <w:r>
+              <w:rPr>
                 <w:rFonts w:ascii="29LT Bukra Bold Italic" w:hAnsi="29LT Bukra Bold Italic" w:cs="29LT Bukra Bold Italic" w:hint="cs"/>
                 <w:b/>
                 <w:bCs/>
@@ -2478,7 +2527,59 @@
                 <w:szCs w:val="20"/>
                 <w:rtl/>
               </w:rPr>
-              <w:t>12/9 :16/9</w:t>
+              <w:t>/</w:t>
+            </w:r>
+            <w:r>
+              <w:rPr>
+                <w:rFonts w:ascii="29LT Bukra Bold Italic" w:hAnsi="29LT Bukra Bold Italic" w:cs="29LT Bukra Bold Italic"/>
+                <w:b/>
+                <w:bCs/>
+                <w:sz w:val="20"/>
+                <w:szCs w:val="20"/>
+              </w:rPr>
+              <w:t>5</w:t>
+            </w:r>
+            <w:r>
+              <w:rPr>
+                <w:rFonts w:ascii="29LT Bukra Bold Italic" w:hAnsi="29LT Bukra Bold Italic" w:cs="29LT Bukra Bold Italic" w:hint="cs"/>
+                <w:b/>
+                <w:bCs/>
+                <w:sz w:val="20"/>
+                <w:szCs w:val="20"/>
+                <w:rtl/>
+              </w:rPr>
+              <w:t xml:space="preserve"> :</w:t>
+            </w:r>
+            <w:r>
+              <w:rPr>
+                <w:rFonts w:ascii="29LT Bukra Bold Italic" w:hAnsi="29LT Bukra Bold Italic" w:cs="29LT Bukra Bold Italic"/>
+                <w:b/>
+                <w:bCs/>
+                <w:sz w:val="20"/>
+                <w:szCs w:val="20"/>
+              </w:rPr>
+              <w:t>3</w:t>
+            </w:r>
+            <w:r>
+              <w:rPr>
+                <w:rFonts w:ascii="29LT Bukra Bold Italic" w:hAnsi="29LT Bukra Bold Italic" w:cs="29LT Bukra Bold Italic" w:hint="cs"/>
+                <w:b/>
+                <w:bCs/>
+                <w:sz w:val="20"/>
+                <w:szCs w:val="20"/>
+                <w:rtl/>
+              </w:rPr>
+              <w:t>/</w:t>
+            </w:r>
+            <w:r>
+              <w:rPr>
+                <w:rFonts w:ascii="29LT Bukra Bold Italic" w:hAnsi="29LT Bukra Bold Italic" w:cs="29LT Bukra Bold Italic"/>
+                <w:b/>
+                <w:bCs/>
+                <w:sz w:val="20"/>
+                <w:szCs w:val="20"/>
+              </w:rPr>
+              <w:t>1</w:t>
             </w:r>
           </w:p>
         </w:tc>
@@ -2586,7 +2687,73 @@
                 <w:szCs w:val="20"/>
                 <w:rtl/>
               </w:rPr>
-              <w:t>10/10: 14/10</w:t>
+              <w:t>4</w:t>
+            </w:r>
+            <w:r>
+              <w:rPr>
+                <w:rFonts w:ascii="29LT Bukra Bold Italic" w:hAnsi="29LT Bukra Bold Italic" w:cs="29LT Bukra Bold Italic" w:hint="cs"/>
+                <w:b/>
+                <w:bCs/>
+                <w:sz w:val="20"/>
+                <w:szCs w:val="20"/>
+                <w:rtl/>
+              </w:rPr>
+              <w:t>/</w:t>
+            </w:r>
+            <w:r>
+              <w:rPr>
+                <w:rFonts w:ascii="29LT Bukra Bold Italic" w:hAnsi="29LT Bukra Bold Italic" w:cs="29LT Bukra Bold Italic" w:hint="cs"/>
+                <w:b/>
+                <w:bCs/>
+                <w:sz w:val="20"/>
+                <w:szCs w:val="20"/>
+                <w:rtl/>
+              </w:rPr>
+              <w:t>2</w:t>
+            </w:r>
+            <w:r>
+              <w:rPr>
+                <w:rFonts w:ascii="29LT Bukra Bold Italic" w:hAnsi="29LT Bukra Bold Italic" w:cs="29LT Bukra Bold Italic" w:hint="cs"/>
+                <w:b/>
+                <w:bCs/>
+                <w:sz w:val="20"/>
+                <w:szCs w:val="20"/>
+                <w:rtl/>
+              </w:rPr>
+              <w:t xml:space="preserve">: </w:t>
+            </w:r>
+            <w:r>
+              <w:rPr>
+                <w:rFonts w:ascii="29LT Bukra Bold Italic" w:hAnsi="29LT Bukra Bold Italic" w:cs="29LT Bukra Bold Italic" w:hint="cs"/>
+                <w:b/>
+                <w:bCs/>
+                <w:sz w:val="20"/>
+                <w:szCs w:val="20"/>
+                <w:rtl/>
+              </w:rPr>
+              <w:t>3</w:t>
+            </w:r>
+            <w:r>
+              <w:rPr>
+                <w:rFonts w:ascii="29LT Bukra Bold Italic" w:hAnsi="29LT Bukra Bold Italic" w:cs="29LT Bukra Bold Italic" w:hint="cs"/>
+                <w:b/>
+                <w:bCs/>
+                <w:sz w:val="20"/>
+                <w:szCs w:val="20"/>
+                <w:rtl/>
+              </w:rPr>
+              <w:t>/</w:t>
+            </w:r>
+            <w:r>
+              <w:rPr>
+                <w:rFonts w:ascii="29LT Bukra Bold Italic" w:hAnsi="29LT Bukra Bold Italic" w:cs="29LT Bukra Bold Italic" w:hint="cs"/>
+                <w:b/>
+                <w:bCs/>
+                <w:sz w:val="20"/>
+                <w:szCs w:val="20"/>
+                <w:rtl/>
+              </w:rPr>
+              <w:t>29</w:t>
             </w:r>
           </w:p>
         </w:tc>
@@ -3699,7 +3866,73 @@
                 <w:szCs w:val="20"/>
                 <w:rtl/>
               </w:rPr>
-              <w:t>17/10: 21/10</w:t>
+              <w:t>4</w:t>
+            </w:r>
+            <w:r>
+              <w:rPr>
+                <w:rFonts w:ascii="29LT Bukra Bold Italic" w:hAnsi="29LT Bukra Bold Italic" w:cs="29LT Bukra Bold Italic" w:hint="cs"/>
+                <w:b/>
+                <w:bCs/>
+                <w:sz w:val="20"/>
+                <w:szCs w:val="20"/>
+                <w:rtl/>
+              </w:rPr>
+              <w:t>/</w:t>
+            </w:r>
+            <w:r>
+              <w:rPr>
+                <w:rFonts w:ascii="29LT Bukra Bold Italic" w:hAnsi="29LT Bukra Bold Italic" w:cs="29LT Bukra Bold Italic" w:hint="cs"/>
+                <w:b/>
+                <w:bCs/>
+                <w:sz w:val="20"/>
+                <w:szCs w:val="20"/>
+                <w:rtl/>
+              </w:rPr>
+              <w:t>9</w:t>
+            </w:r>
+            <w:r>
+              <w:rPr>
+                <w:rFonts w:ascii="29LT Bukra Bold Italic" w:hAnsi="29LT Bukra Bold Italic" w:cs="29LT Bukra Bold Italic" w:hint="cs"/>
+                <w:b/>
+                <w:bCs/>
+                <w:sz w:val="20"/>
+                <w:szCs w:val="20"/>
+                <w:rtl/>
+              </w:rPr>
+              <w:t xml:space="preserve">: </w:t>
+            </w:r>
+            <w:r>
+              <w:rPr>
+                <w:rFonts w:ascii="29LT Bukra Bold Italic" w:hAnsi="29LT Bukra Bold Italic" w:cs="29LT Bukra Bold Italic" w:hint="cs"/>
+                <w:b/>
+                <w:bCs/>
+                <w:sz w:val="20"/>
+                <w:szCs w:val="20"/>
+                <w:rtl/>
+              </w:rPr>
+              <w:t>4</w:t>
+            </w:r>
+            <w:r>
+              <w:rPr>
+                <w:rFonts w:ascii="29LT Bukra Bold Italic" w:hAnsi="29LT Bukra Bold Italic" w:cs="29LT Bukra Bold Italic" w:hint="cs"/>
+                <w:b/>
+                <w:bCs/>
+                <w:sz w:val="20"/>
+                <w:szCs w:val="20"/>
+                <w:rtl/>
+              </w:rPr>
+              <w:t>/</w:t>
+            </w:r>
+            <w:r>
+              <w:rPr>
+                <w:rFonts w:ascii="29LT Bukra Bold Italic" w:hAnsi="29LT Bukra Bold Italic" w:cs="29LT Bukra Bold Italic" w:hint="cs"/>
+                <w:b/>
+                <w:bCs/>
+                <w:sz w:val="20"/>
+                <w:szCs w:val="20"/>
+                <w:rtl/>
+              </w:rPr>
+              <w:t>5</w:t>
             </w:r>
           </w:p>
         </w:tc>
@@ -3807,7 +4040,73 @@
                 <w:szCs w:val="20"/>
                 <w:rtl/>
               </w:rPr>
-              <w:t>24/10: 28/10</w:t>
+              <w:t>4</w:t>
+            </w:r>
+            <w:r>
+              <w:rPr>
+                <w:rFonts w:ascii="29LT Bukra Bold Italic" w:hAnsi="29LT Bukra Bold Italic" w:cs="29LT Bukra Bold Italic" w:hint="cs"/>
+                <w:b/>
+                <w:bCs/>
+                <w:sz w:val="20"/>
+                <w:szCs w:val="20"/>
+                <w:rtl/>
+              </w:rPr>
+              <w:t>/</w:t>
+            </w:r>
+            <w:r>
+              <w:rPr>
+                <w:rFonts w:ascii="29LT Bukra Bold Italic" w:hAnsi="29LT Bukra Bold Italic" w:cs="29LT Bukra Bold Italic" w:hint="cs"/>
+                <w:b/>
+                <w:bCs/>
+                <w:sz w:val="20"/>
+                <w:szCs w:val="20"/>
+                <w:rtl/>
+              </w:rPr>
+              <w:t>16</w:t>
+            </w:r>
+            <w:r>
+              <w:rPr>
+                <w:rFonts w:ascii="29LT Bukra Bold Italic" w:hAnsi="29LT Bukra Bold Italic" w:cs="29LT Bukra Bold Italic" w:hint="cs"/>
+                <w:b/>
+                <w:bCs/>
+                <w:sz w:val="20"/>
+                <w:szCs w:val="20"/>
+                <w:rtl/>
+              </w:rPr>
+              <w:t xml:space="preserve">: </w:t>
+            </w:r>
+            <w:r>
+              <w:rPr>
+                <w:rFonts w:ascii="29LT Bukra Bold Italic" w:hAnsi="29LT Bukra Bold Italic" w:cs="29LT Bukra Bold Italic" w:hint="cs"/>
+                <w:b/>
+                <w:bCs/>
+                <w:sz w:val="20"/>
+                <w:szCs w:val="20"/>
+                <w:rtl/>
+              </w:rPr>
+              <w:t>4</w:t>
+            </w:r>
+            <w:r>
+              <w:rPr>
+                <w:rFonts w:ascii="29LT Bukra Bold Italic" w:hAnsi="29LT Bukra Bold Italic" w:cs="29LT Bukra Bold Italic" w:hint="cs"/>
+                <w:b/>
+                <w:bCs/>
+                <w:sz w:val="20"/>
+                <w:szCs w:val="20"/>
+                <w:rtl/>
+              </w:rPr>
+              <w:t>/</w:t>
+            </w:r>
+            <w:r>
+              <w:rPr>
+                <w:rFonts w:ascii="29LT Bukra Bold Italic" w:hAnsi="29LT Bukra Bold Italic" w:cs="29LT Bukra Bold Italic" w:hint="cs"/>
+                <w:b/>
+                <w:bCs/>
+                <w:sz w:val="20"/>
+                <w:szCs w:val="20"/>
+                <w:rtl/>
+              </w:rPr>
+              <w:t>12</w:t>
             </w:r>
           </w:p>
         </w:tc>
@@ -3915,7 +4214,73 @@
                 <w:szCs w:val="20"/>
                 <w:rtl/>
               </w:rPr>
-              <w:t>2/11: 6/11</w:t>
+              <w:t>4</w:t>
+            </w:r>
+            <w:r>
+              <w:rPr>
+                <w:rFonts w:ascii="29LT Bukra Bold Italic" w:hAnsi="29LT Bukra Bold Italic" w:cs="29LT Bukra Bold Italic" w:hint="cs"/>
+                <w:b/>
+                <w:bCs/>
+                <w:sz w:val="20"/>
+                <w:szCs w:val="20"/>
+                <w:rtl/>
+              </w:rPr>
+              <w:t>/</w:t>
+            </w:r>
+            <w:r>
+              <w:rPr>
+                <w:rFonts w:ascii="29LT Bukra Bold Italic" w:hAnsi="29LT Bukra Bold Italic" w:cs="29LT Bukra Bold Italic" w:hint="cs"/>
+                <w:b/>
+                <w:bCs/>
+                <w:sz w:val="20"/>
+                <w:szCs w:val="20"/>
+                <w:rtl/>
+              </w:rPr>
+              <w:t>23</w:t>
+            </w:r>
+            <w:r>
+              <w:rPr>
+                <w:rFonts w:ascii="29LT Bukra Bold Italic" w:hAnsi="29LT Bukra Bold Italic" w:cs="29LT Bukra Bold Italic" w:hint="cs"/>
+                <w:b/>
+                <w:bCs/>
+                <w:sz w:val="20"/>
+                <w:szCs w:val="20"/>
+                <w:rtl/>
+              </w:rPr>
+              <w:t xml:space="preserve">: </w:t>
+            </w:r>
+            <w:r>
+              <w:rPr>
+                <w:rFonts w:ascii="29LT Bukra Bold Italic" w:hAnsi="29LT Bukra Bold Italic" w:cs="29LT Bukra Bold Italic" w:hint="cs"/>
+                <w:b/>
+                <w:bCs/>
+                <w:sz w:val="20"/>
+                <w:szCs w:val="20"/>
+                <w:rtl/>
+              </w:rPr>
+              <w:t>4</w:t>
+            </w:r>
+            <w:r>
+              <w:rPr>
+                <w:rFonts w:ascii="29LT Bukra Bold Italic" w:hAnsi="29LT Bukra Bold Italic" w:cs="29LT Bukra Bold Italic" w:hint="cs"/>
+                <w:b/>
+                <w:bCs/>
+                <w:sz w:val="20"/>
+                <w:szCs w:val="20"/>
+                <w:rtl/>
+              </w:rPr>
+              <w:t>/</w:t>
+            </w:r>
+            <w:r>
+              <w:rPr>
+                <w:rFonts w:ascii="29LT Bukra Bold Italic" w:hAnsi="29LT Bukra Bold Italic" w:cs="29LT Bukra Bold Italic" w:hint="cs"/>
+                <w:b/>
+                <w:bCs/>
+                <w:sz w:val="20"/>
+                <w:szCs w:val="20"/>
+                <w:rtl/>
+              </w:rPr>
+              <w:t>19</w:t>
             </w:r>
           </w:p>
         </w:tc>
@@ -4023,7 +4388,73 @@
                 <w:szCs w:val="20"/>
                 <w:rtl/>
               </w:rPr>
-              <w:t>9/11: 13/11</w:t>
+              <w:t>4</w:t>
+            </w:r>
+            <w:r>
+              <w:rPr>
+                <w:rFonts w:ascii="29LT Bukra Bold Italic" w:hAnsi="29LT Bukra Bold Italic" w:cs="29LT Bukra Bold Italic" w:hint="cs"/>
+                <w:b/>
+                <w:bCs/>
+                <w:sz w:val="20"/>
+                <w:szCs w:val="20"/>
+                <w:rtl/>
+              </w:rPr>
+              <w:t>/</w:t>
+            </w:r>
+            <w:r>
+              <w:rPr>
+                <w:rFonts w:ascii="29LT Bukra Bold Italic" w:hAnsi="29LT Bukra Bold Italic" w:cs="29LT Bukra Bold Italic" w:hint="cs"/>
+                <w:b/>
+                <w:bCs/>
+                <w:sz w:val="20"/>
+                <w:szCs w:val="20"/>
+                <w:rtl/>
+              </w:rPr>
+              <w:t>30</w:t>
+            </w:r>
+            <w:r>
+              <w:rPr>
+                <w:rFonts w:ascii="29LT Bukra Bold Italic" w:hAnsi="29LT Bukra Bold Italic" w:cs="29LT Bukra Bold Italic" w:hint="cs"/>
+                <w:b/>
+                <w:bCs/>
+                <w:sz w:val="20"/>
+                <w:szCs w:val="20"/>
+                <w:rtl/>
+              </w:rPr>
+              <w:t xml:space="preserve">: </w:t>
+            </w:r>
+            <w:r>
+              <w:rPr>
+                <w:rFonts w:ascii="29LT Bukra Bold Italic" w:hAnsi="29LT Bukra Bold Italic" w:cs="29LT Bukra Bold Italic" w:hint="cs"/>
+                <w:b/>
+                <w:bCs/>
+                <w:sz w:val="20"/>
+                <w:szCs w:val="20"/>
+                <w:rtl/>
+              </w:rPr>
+              <w:t>4</w:t>
+            </w:r>
+            <w:r>
+              <w:rPr>
+                <w:rFonts w:ascii="29LT Bukra Bold Italic" w:hAnsi="29LT Bukra Bold Italic" w:cs="29LT Bukra Bold Italic" w:hint="cs"/>
+                <w:b/>
+                <w:bCs/>
+                <w:sz w:val="20"/>
+                <w:szCs w:val="20"/>
+                <w:rtl/>
+              </w:rPr>
+              <w:t>/</w:t>
+            </w:r>
+            <w:r>
+              <w:rPr>
+                <w:rFonts w:ascii="29LT Bukra Bold Italic" w:hAnsi="29LT Bukra Bold Italic" w:cs="29LT Bukra Bold Italic" w:hint="cs"/>
+                <w:b/>
+                <w:bCs/>
+                <w:sz w:val="20"/>
+                <w:szCs w:val="20"/>
+                <w:rtl/>
+              </w:rPr>
+              <w:t>26</w:t>
             </w:r>
           </w:p>
         </w:tc>
@@ -5117,7 +5548,73 @@
                 <w:szCs w:val="20"/>
                 <w:rtl/>
               </w:rPr>
-              <w:t>16/11: 20/11</w:t>
+              <w:t>5</w:t>
+            </w:r>
+            <w:r>
+              <w:rPr>
+                <w:rFonts w:ascii="29LT Bukra Bold Italic" w:hAnsi="29LT Bukra Bold Italic" w:cs="29LT Bukra Bold Italic" w:hint="cs"/>
+                <w:b/>
+                <w:bCs/>
+                <w:sz w:val="20"/>
+                <w:szCs w:val="20"/>
+                <w:rtl/>
+              </w:rPr>
+              <w:t>/</w:t>
+            </w:r>
+            <w:r>
+              <w:rPr>
+                <w:rFonts w:ascii="29LT Bukra Bold Italic" w:hAnsi="29LT Bukra Bold Italic" w:cs="29LT Bukra Bold Italic" w:hint="cs"/>
+                <w:b/>
+                <w:bCs/>
+                <w:sz w:val="20"/>
+                <w:szCs w:val="20"/>
+                <w:rtl/>
+              </w:rPr>
+              <w:t>7</w:t>
+            </w:r>
+            <w:r>
+              <w:rPr>
+                <w:rFonts w:ascii="29LT Bukra Bold Italic" w:hAnsi="29LT Bukra Bold Italic" w:cs="29LT Bukra Bold Italic" w:hint="cs"/>
+                <w:b/>
+                <w:bCs/>
+                <w:sz w:val="20"/>
+                <w:szCs w:val="20"/>
+                <w:rtl/>
+              </w:rPr>
+              <w:t xml:space="preserve">: </w:t>
+            </w:r>
+            <w:r>
+              <w:rPr>
+                <w:rFonts w:ascii="29LT Bukra Bold Italic" w:hAnsi="29LT Bukra Bold Italic" w:cs="29LT Bukra Bold Italic" w:hint="cs"/>
+                <w:b/>
+                <w:bCs/>
+                <w:sz w:val="20"/>
+                <w:szCs w:val="20"/>
+                <w:rtl/>
+              </w:rPr>
+              <w:t>5</w:t>
+            </w:r>
+            <w:r>
+              <w:rPr>
+                <w:rFonts w:ascii="29LT Bukra Bold Italic" w:hAnsi="29LT Bukra Bold Italic" w:cs="29LT Bukra Bold Italic" w:hint="cs"/>
+                <w:b/>
+                <w:bCs/>
+                <w:sz w:val="20"/>
+                <w:szCs w:val="20"/>
+                <w:rtl/>
+              </w:rPr>
+              <w:t>/</w:t>
+            </w:r>
+            <w:r>
+              <w:rPr>
+                <w:rFonts w:ascii="29LT Bukra Bold Italic" w:hAnsi="29LT Bukra Bold Italic" w:cs="29LT Bukra Bold Italic" w:hint="cs"/>
+                <w:b/>
+                <w:bCs/>
+                <w:sz w:val="20"/>
+                <w:szCs w:val="20"/>
+                <w:rtl/>
+              </w:rPr>
+              <w:t>3</w:t>
             </w:r>
           </w:p>
         </w:tc>
@@ -5225,7 +5722,73 @@
                 <w:szCs w:val="20"/>
                 <w:rtl/>
               </w:rPr>
-              <w:t>23/11: 27/11</w:t>
+              <w:t>5</w:t>
+            </w:r>
+            <w:r>
+              <w:rPr>
+                <w:rFonts w:ascii="29LT Bukra Bold Italic" w:hAnsi="29LT Bukra Bold Italic" w:cs="29LT Bukra Bold Italic" w:hint="cs"/>
+                <w:b/>
+                <w:bCs/>
+                <w:sz w:val="20"/>
+                <w:szCs w:val="20"/>
+                <w:rtl/>
+              </w:rPr>
+              <w:t>/1</w:t>
+            </w:r>
+            <w:r>
+              <w:rPr>
+                <w:rFonts w:ascii="29LT Bukra Bold Italic" w:hAnsi="29LT Bukra Bold Italic" w:cs="29LT Bukra Bold Italic" w:hint="cs"/>
+                <w:b/>
+                <w:bCs/>
+                <w:sz w:val="20"/>
+                <w:szCs w:val="20"/>
+                <w:rtl/>
+              </w:rPr>
+              <w:t>4</w:t>
+            </w:r>
+            <w:r>
+              <w:rPr>
+                <w:rFonts w:ascii="29LT Bukra Bold Italic" w:hAnsi="29LT Bukra Bold Italic" w:cs="29LT Bukra Bold Italic" w:hint="cs"/>
+                <w:b/>
+                <w:bCs/>
+                <w:sz w:val="20"/>
+                <w:szCs w:val="20"/>
+                <w:rtl/>
+              </w:rPr>
+              <w:t xml:space="preserve">: </w:t>
+            </w:r>
+            <w:r>
+              <w:rPr>
+                <w:rFonts w:ascii="29LT Bukra Bold Italic" w:hAnsi="29LT Bukra Bold Italic" w:cs="29LT Bukra Bold Italic" w:hint="cs"/>
+                <w:b/>
+                <w:bCs/>
+                <w:sz w:val="20"/>
+                <w:szCs w:val="20"/>
+                <w:rtl/>
+              </w:rPr>
+              <w:t>5</w:t>
+            </w:r>
+            <w:r>
+              <w:rPr>
+                <w:rFonts w:ascii="29LT Bukra Bold Italic" w:hAnsi="29LT Bukra Bold Italic" w:cs="29LT Bukra Bold Italic" w:hint="cs"/>
+                <w:b/>
+                <w:bCs/>
+                <w:sz w:val="20"/>
+                <w:szCs w:val="20"/>
+                <w:rtl/>
+              </w:rPr>
+              <w:t>/</w:t>
+            </w:r>
+            <w:r>
+              <w:rPr>
+                <w:rFonts w:ascii="29LT Bukra Bold Italic" w:hAnsi="29LT Bukra Bold Italic" w:cs="29LT Bukra Bold Italic" w:hint="cs"/>
+                <w:b/>
+                <w:bCs/>
+                <w:sz w:val="20"/>
+                <w:szCs w:val="20"/>
+                <w:rtl/>
+              </w:rPr>
+              <w:t>10</w:t>
             </w:r>
           </w:p>
         </w:tc>
@@ -5333,7 +5896,73 @@
                 <w:szCs w:val="20"/>
                 <w:rtl/>
               </w:rPr>
-              <w:t>30/11: 4/12</w:t>
+              <w:t>5</w:t>
+            </w:r>
+            <w:r>
+              <w:rPr>
+                <w:rFonts w:ascii="29LT Bukra Bold Italic" w:hAnsi="29LT Bukra Bold Italic" w:cs="29LT Bukra Bold Italic" w:hint="cs"/>
+                <w:b/>
+                <w:bCs/>
+                <w:sz w:val="20"/>
+                <w:szCs w:val="20"/>
+                <w:rtl/>
+              </w:rPr>
+              <w:t>/</w:t>
+            </w:r>
+            <w:r>
+              <w:rPr>
+                <w:rFonts w:ascii="29LT Bukra Bold Italic" w:hAnsi="29LT Bukra Bold Italic" w:cs="29LT Bukra Bold Italic" w:hint="cs"/>
+                <w:b/>
+                <w:bCs/>
+                <w:sz w:val="20"/>
+                <w:szCs w:val="20"/>
+                <w:rtl/>
+              </w:rPr>
+              <w:t>2</w:t>
+            </w:r>
+            <w:r>
+              <w:rPr>
+                <w:rFonts w:ascii="29LT Bukra Bold Italic" w:hAnsi="29LT Bukra Bold Italic" w:cs="29LT Bukra Bold Italic" w:hint="cs"/>
+                <w:b/>
+                <w:bCs/>
+                <w:sz w:val="20"/>
+                <w:szCs w:val="20"/>
+                <w:rtl/>
+              </w:rPr>
+              <w:t xml:space="preserve">1: </w:t>
+            </w:r>
+            <w:r>
+              <w:rPr>
+                <w:rFonts w:ascii="29LT Bukra Bold Italic" w:hAnsi="29LT Bukra Bold Italic" w:cs="29LT Bukra Bold Italic" w:hint="cs"/>
+                <w:b/>
+                <w:bCs/>
+                <w:sz w:val="20"/>
+                <w:szCs w:val="20"/>
+                <w:rtl/>
+              </w:rPr>
+              <w:t>5</w:t>
+            </w:r>
+            <w:r>
+              <w:rPr>
+                <w:rFonts w:ascii="29LT Bukra Bold Italic" w:hAnsi="29LT Bukra Bold Italic" w:cs="29LT Bukra Bold Italic" w:hint="cs"/>
+                <w:b/>
+                <w:bCs/>
+                <w:sz w:val="20"/>
+                <w:szCs w:val="20"/>
+                <w:rtl/>
+              </w:rPr>
+              <w:t>/1</w:t>
+            </w:r>
+            <w:r>
+              <w:rPr>
+                <w:rFonts w:ascii="29LT Bukra Bold Italic" w:hAnsi="29LT Bukra Bold Italic" w:cs="29LT Bukra Bold Italic" w:hint="cs"/>
+                <w:b/>
+                <w:bCs/>
+                <w:sz w:val="20"/>
+                <w:szCs w:val="20"/>
+                <w:rtl/>
+              </w:rPr>
+              <w:t>7</w:t>
             </w:r>
           </w:p>
         </w:tc>
@@ -5441,7 +6070,62 @@
                 <w:szCs w:val="20"/>
                 <w:rtl/>
               </w:rPr>
-              <w:t>14/12: 18/12</w:t>
+              <w:t>6</w:t>
+            </w:r>
+            <w:r>
+              <w:rPr>
+                <w:rFonts w:ascii="29LT Bukra Bold Italic" w:hAnsi="29LT Bukra Bold Italic" w:cs="29LT Bukra Bold Italic" w:hint="cs"/>
+                <w:b/>
+                <w:bCs/>
+                <w:sz w:val="20"/>
+                <w:szCs w:val="20"/>
+                <w:rtl/>
+              </w:rPr>
+              <w:t>/</w:t>
+            </w:r>
+            <w:r>
+              <w:rPr>
+                <w:rFonts w:ascii="29LT Bukra Bold Italic" w:hAnsi="29LT Bukra Bold Italic" w:cs="29LT Bukra Bold Italic" w:hint="cs"/>
+                <w:b/>
+                <w:bCs/>
+                <w:sz w:val="20"/>
+                <w:szCs w:val="20"/>
+                <w:rtl/>
+              </w:rPr>
+              <w:t>4</w:t>
+            </w:r>
+            <w:r>
+              <w:rPr>
+                <w:rFonts w:ascii="29LT Bukra Bold Italic" w:hAnsi="29LT Bukra Bold Italic" w:cs="29LT Bukra Bold Italic" w:hint="cs"/>
+                <w:b/>
+                <w:bCs/>
+                <w:sz w:val="20"/>
+                <w:szCs w:val="20"/>
+                <w:rtl/>
+              </w:rPr>
+              <w:t xml:space="preserve">: </w:t>
+            </w:r>
+            <w:r>
+              <w:rPr>
+                <w:rFonts w:ascii="29LT Bukra Bold Italic" w:hAnsi="29LT Bukra Bold Italic" w:cs="29LT Bukra Bold Italic" w:hint="cs"/>
+                <w:b/>
+                <w:bCs/>
+                <w:sz w:val="20"/>
+                <w:szCs w:val="20"/>
+                <w:rtl/>
+              </w:rPr>
+              <w:t>6</w:t>
+            </w:r>
+            <w:r>
+              <w:rPr>
+                <w:rFonts w:ascii="29LT Bukra Bold Italic" w:hAnsi="29LT Bukra Bold Italic" w:cs="29LT Bukra Bold Italic" w:hint="cs"/>
+                <w:b/>
+                <w:bCs/>
+                <w:sz w:val="20"/>
+                <w:szCs w:val="20"/>
+                <w:rtl/>
+              </w:rPr>
+              <w:t>/2</w:t>
             </w:r>
           </w:p>
         </w:tc>
@@ -6527,7 +7211,73 @@
                 <w:szCs w:val="20"/>
                 <w:rtl/>
               </w:rPr>
-              <w:t>21/12: 25/12</w:t>
+              <w:t>6</w:t>
+            </w:r>
+            <w:r>
+              <w:rPr>
+                <w:rFonts w:ascii="29LT Bukra Bold Italic" w:hAnsi="29LT Bukra Bold Italic" w:cs="29LT Bukra Bold Italic" w:hint="cs"/>
+                <w:b/>
+                <w:bCs/>
+                <w:sz w:val="20"/>
+                <w:szCs w:val="20"/>
+                <w:rtl/>
+              </w:rPr>
+              <w:t>/1</w:t>
+            </w:r>
+            <w:r>
+              <w:rPr>
+                <w:rFonts w:ascii="29LT Bukra Bold Italic" w:hAnsi="29LT Bukra Bold Italic" w:cs="29LT Bukra Bold Italic" w:hint="cs"/>
+                <w:b/>
+                <w:bCs/>
+                <w:sz w:val="20"/>
+                <w:szCs w:val="20"/>
+                <w:rtl/>
+              </w:rPr>
+              <w:t>1</w:t>
+            </w:r>
+            <w:r>
+              <w:rPr>
+                <w:rFonts w:ascii="29LT Bukra Bold Italic" w:hAnsi="29LT Bukra Bold Italic" w:cs="29LT Bukra Bold Italic" w:hint="cs"/>
+                <w:b/>
+                <w:bCs/>
+                <w:sz w:val="20"/>
+                <w:szCs w:val="20"/>
+                <w:rtl/>
+              </w:rPr>
+              <w:t xml:space="preserve">: </w:t>
+            </w:r>
+            <w:r>
+              <w:rPr>
+                <w:rFonts w:ascii="29LT Bukra Bold Italic" w:hAnsi="29LT Bukra Bold Italic" w:cs="29LT Bukra Bold Italic" w:hint="cs"/>
+                <w:b/>
+                <w:bCs/>
+                <w:sz w:val="20"/>
+                <w:szCs w:val="20"/>
+                <w:rtl/>
+              </w:rPr>
+              <w:t>6</w:t>
+            </w:r>
+            <w:r>
+              <w:rPr>
+                <w:rFonts w:ascii="29LT Bukra Bold Italic" w:hAnsi="29LT Bukra Bold Italic" w:cs="29LT Bukra Bold Italic" w:hint="cs"/>
+                <w:b/>
+                <w:bCs/>
+                <w:sz w:val="20"/>
+                <w:szCs w:val="20"/>
+                <w:rtl/>
+              </w:rPr>
+              <w:t>/</w:t>
+            </w:r>
+            <w:r>
+              <w:rPr>
+                <w:rFonts w:ascii="29LT Bukra Bold Italic" w:hAnsi="29LT Bukra Bold Italic" w:cs="29LT Bukra Bold Italic" w:hint="cs"/>
+                <w:b/>
+                <w:bCs/>
+                <w:sz w:val="20"/>
+                <w:szCs w:val="20"/>
+                <w:rtl/>
+              </w:rPr>
+              <w:t>7</w:t>
             </w:r>
           </w:p>
         </w:tc>
@@ -6635,7 +7385,73 @@
                 <w:szCs w:val="20"/>
                 <w:rtl/>
               </w:rPr>
-              <w:t>28/12: 3/1</w:t>
+              <w:t>6</w:t>
+            </w:r>
+            <w:r>
+              <w:rPr>
+                <w:rFonts w:ascii="29LT Bukra Bold Italic" w:hAnsi="29LT Bukra Bold Italic" w:cs="29LT Bukra Bold Italic" w:hint="cs"/>
+                <w:b/>
+                <w:bCs/>
+                <w:sz w:val="20"/>
+                <w:szCs w:val="20"/>
+                <w:rtl/>
+              </w:rPr>
+              <w:t>/1</w:t>
+            </w:r>
+            <w:r>
+              <w:rPr>
+                <w:rFonts w:ascii="29LT Bukra Bold Italic" w:hAnsi="29LT Bukra Bold Italic" w:cs="29LT Bukra Bold Italic" w:hint="cs"/>
+                <w:b/>
+                <w:bCs/>
+                <w:sz w:val="20"/>
+                <w:szCs w:val="20"/>
+                <w:rtl/>
+              </w:rPr>
+              <w:t>8</w:t>
+            </w:r>
+            <w:r>
+              <w:rPr>
+                <w:rFonts w:ascii="29LT Bukra Bold Italic" w:hAnsi="29LT Bukra Bold Italic" w:cs="29LT Bukra Bold Italic" w:hint="cs"/>
+                <w:b/>
+                <w:bCs/>
+                <w:sz w:val="20"/>
+                <w:szCs w:val="20"/>
+                <w:rtl/>
+              </w:rPr>
+              <w:t xml:space="preserve">: </w:t>
+            </w:r>
+            <w:r>
+              <w:rPr>
+                <w:rFonts w:ascii="29LT Bukra Bold Italic" w:hAnsi="29LT Bukra Bold Italic" w:cs="29LT Bukra Bold Italic" w:hint="cs"/>
+                <w:b/>
+                <w:bCs/>
+                <w:sz w:val="20"/>
+                <w:szCs w:val="20"/>
+                <w:rtl/>
+              </w:rPr>
+              <w:t>6</w:t>
+            </w:r>
+            <w:r>
+              <w:rPr>
+                <w:rFonts w:ascii="29LT Bukra Bold Italic" w:hAnsi="29LT Bukra Bold Italic" w:cs="29LT Bukra Bold Italic" w:hint="cs"/>
+                <w:b/>
+                <w:bCs/>
+                <w:sz w:val="20"/>
+                <w:szCs w:val="20"/>
+                <w:rtl/>
+              </w:rPr>
+              <w:t>/1</w:t>
+            </w:r>
+            <w:r>
+              <w:rPr>
+                <w:rFonts w:ascii="29LT Bukra Bold Italic" w:hAnsi="29LT Bukra Bold Italic" w:cs="29LT Bukra Bold Italic" w:hint="cs"/>
+                <w:b/>
+                <w:bCs/>
+                <w:sz w:val="20"/>
+                <w:szCs w:val="20"/>
+                <w:rtl/>
+              </w:rPr>
+              <w:t>4</w:t>
             </w:r>
           </w:p>
         </w:tc>
@@ -6743,7 +7559,73 @@
                 <w:szCs w:val="20"/>
                 <w:rtl/>
               </w:rPr>
-              <w:t>6/1:  10/1</w:t>
+              <w:t>6/</w:t>
+            </w:r>
+            <w:r>
+              <w:rPr>
+                <w:rFonts w:ascii="29LT Bukra Bold Italic" w:hAnsi="29LT Bukra Bold Italic" w:cs="29LT Bukra Bold Italic" w:hint="cs"/>
+                <w:b/>
+                <w:bCs/>
+                <w:sz w:val="20"/>
+                <w:szCs w:val="20"/>
+                <w:rtl/>
+              </w:rPr>
+              <w:t>25</w:t>
+            </w:r>
+            <w:r>
+              <w:rPr>
+                <w:rFonts w:ascii="29LT Bukra Bold Italic" w:hAnsi="29LT Bukra Bold Italic" w:cs="29LT Bukra Bold Italic" w:hint="cs"/>
+                <w:b/>
+                <w:bCs/>
+                <w:sz w:val="20"/>
+                <w:szCs w:val="20"/>
+                <w:rtl/>
+              </w:rPr>
+              <w:t xml:space="preserve">:  </w:t>
+            </w:r>
+            <w:r>
+              <w:rPr>
+                <w:rFonts w:ascii="29LT Bukra Bold Italic" w:hAnsi="29LT Bukra Bold Italic" w:cs="29LT Bukra Bold Italic" w:hint="cs"/>
+                <w:b/>
+                <w:bCs/>
+                <w:sz w:val="20"/>
+                <w:szCs w:val="20"/>
+                <w:rtl/>
+              </w:rPr>
+              <w:t>6</w:t>
+            </w:r>
+            <w:r>
+              <w:rPr>
+                <w:rFonts w:ascii="29LT Bukra Bold Italic" w:hAnsi="29LT Bukra Bold Italic" w:cs="29LT Bukra Bold Italic" w:hint="cs"/>
+                <w:b/>
+                <w:bCs/>
+                <w:sz w:val="20"/>
+                <w:szCs w:val="20"/>
+                <w:rtl/>
+              </w:rPr>
+              <w:t>/</w:t>
+            </w:r>
+            <w:r>
+              <w:rPr>
+                <w:rFonts w:ascii="29LT Bukra Bold Italic" w:hAnsi="29LT Bukra Bold Italic" w:cs="29LT Bukra Bold Italic" w:hint="cs"/>
+                <w:b/>
+                <w:bCs/>
+                <w:sz w:val="20"/>
+                <w:szCs w:val="20"/>
+                <w:rtl/>
+              </w:rPr>
+              <w:t>2</w:t>
+            </w:r>
+            <w:r>
+              <w:rPr>
+                <w:rFonts w:ascii="29LT Bukra Bold Italic" w:hAnsi="29LT Bukra Bold Italic" w:cs="29LT Bukra Bold Italic" w:hint="cs"/>
+                <w:b/>
+                <w:bCs/>
+                <w:sz w:val="20"/>
+                <w:szCs w:val="20"/>
+                <w:rtl/>
+              </w:rPr>
+              <w:t>1</w:t>
             </w:r>
           </w:p>
         </w:tc>
